--- a/students/Navruzov Gamzabeg/Laba3/ЛР3. ОЦЕНКА ПРОЕКТА.docx
+++ b/students/Navruzov Gamzabeg/Laba3/ЛР3. ОЦЕНКА ПРОЕКТА.docx
@@ -1042,6 +1042,7 @@
         <w:rPr>
           <w:b/>
           <w:bCs/>
+          <w:noProof/>
         </w:rPr>
         <w:drawing>
           <wp:inline distT="0" distB="0" distL="0" distR="0" wp14:anchorId="0436B9D5" wp14:editId="5E9D5886">
@@ -1094,6 +1095,7 @@
         <w:rPr>
           <w:b/>
           <w:bCs/>
+          <w:noProof/>
         </w:rPr>
         <w:drawing>
           <wp:inline distT="0" distB="0" distL="0" distR="0" wp14:anchorId="36FCB30F" wp14:editId="438E4446">
@@ -1153,6 +1155,17 @@
           <w:bCs/>
         </w:rPr>
       </w:pPr>
+    </w:p>
+    <w:p>
+      <w:pPr>
+        <w:pStyle w:val="a3"/>
+        <w:spacing w:before="33"/>
+        <w:jc w:val="center"/>
+        <w:rPr>
+          <w:b/>
+          <w:bCs/>
+        </w:rPr>
+      </w:pPr>
       <w:r>
         <w:rPr>
           <w:b/>
@@ -1160,10 +1173,10 @@
         </w:rPr>
         <w:lastRenderedPageBreak/>
         <w:drawing>
-          <wp:inline distT="0" distB="0" distL="0" distR="0" wp14:anchorId="73E72964" wp14:editId="559B8761">
-            <wp:extent cx="5942965" cy="2857500"/>
+          <wp:inline distT="0" distB="0" distL="0" distR="0" wp14:anchorId="15BB63A6" wp14:editId="27CE35DE">
+            <wp:extent cx="5942965" cy="2864485"/>
             <wp:effectExtent l="0" t="0" r="635" b="0"/>
-            <wp:docPr id="1539500521" name="Рисунок 1"/>
+            <wp:docPr id="698907968" name="Рисунок 1"/>
             <wp:cNvGraphicFramePr>
               <a:graphicFrameLocks xmlns:a="http://schemas.openxmlformats.org/drawingml/2006/main" noChangeAspect="1"/>
             </wp:cNvGraphicFramePr>
@@ -1171,7 +1184,7 @@
               <a:graphicData uri="http://schemas.openxmlformats.org/drawingml/2006/picture">
                 <pic:pic xmlns:pic="http://schemas.openxmlformats.org/drawingml/2006/picture">
                   <pic:nvPicPr>
-                    <pic:cNvPr id="1539500521" name=""/>
+                    <pic:cNvPr id="698907968" name=""/>
                     <pic:cNvPicPr/>
                   </pic:nvPicPr>
                   <pic:blipFill>
@@ -1183,7 +1196,7 @@
                   <pic:spPr>
                     <a:xfrm>
                       <a:off x="0" y="0"/>
-                      <a:ext cx="5942965" cy="2857500"/>
+                      <a:ext cx="5942965" cy="2864485"/>
                     </a:xfrm>
                     <a:prstGeom prst="rect">
                       <a:avLst/>
@@ -1420,6 +1433,83 @@
       <w:pPr>
         <w:pStyle w:val="a3"/>
         <w:spacing w:before="33"/>
+        <w:jc w:val="center"/>
+        <w:rPr>
+          <w:b/>
+          <w:bCs/>
+        </w:rPr>
+      </w:pPr>
+    </w:p>
+    <w:p>
+      <w:pPr>
+        <w:pStyle w:val="a3"/>
+        <w:spacing w:before="33"/>
+        <w:jc w:val="center"/>
+        <w:rPr>
+          <w:b/>
+          <w:bCs/>
+        </w:rPr>
+      </w:pPr>
+    </w:p>
+    <w:p>
+      <w:pPr>
+        <w:pStyle w:val="a3"/>
+        <w:spacing w:before="33"/>
+        <w:jc w:val="center"/>
+        <w:rPr>
+          <w:b/>
+          <w:bCs/>
+        </w:rPr>
+      </w:pPr>
+    </w:p>
+    <w:p>
+      <w:pPr>
+        <w:pStyle w:val="a3"/>
+        <w:spacing w:before="33"/>
+        <w:jc w:val="center"/>
+        <w:rPr>
+          <w:b/>
+          <w:bCs/>
+        </w:rPr>
+      </w:pPr>
+    </w:p>
+    <w:p>
+      <w:pPr>
+        <w:pStyle w:val="a3"/>
+        <w:spacing w:before="33"/>
+        <w:jc w:val="center"/>
+        <w:rPr>
+          <w:b/>
+          <w:bCs/>
+        </w:rPr>
+      </w:pPr>
+    </w:p>
+    <w:p>
+      <w:pPr>
+        <w:pStyle w:val="a3"/>
+        <w:spacing w:before="33"/>
+        <w:jc w:val="center"/>
+        <w:rPr>
+          <w:b/>
+          <w:bCs/>
+        </w:rPr>
+      </w:pPr>
+    </w:p>
+    <w:p>
+      <w:pPr>
+        <w:pStyle w:val="a3"/>
+        <w:spacing w:before="33"/>
+        <w:jc w:val="center"/>
+        <w:rPr>
+          <w:b/>
+          <w:bCs/>
+        </w:rPr>
+      </w:pPr>
+    </w:p>
+    <w:p>
+      <w:pPr>
+        <w:pStyle w:val="a3"/>
+        <w:spacing w:before="33"/>
         <w:rPr>
           <w:b/>
           <w:bCs/>
@@ -1441,6 +1531,7 @@
           <w:b/>
           <w:bCs/>
         </w:rPr>
+        <w:lastRenderedPageBreak/>
         <w:t>ВЫВОД</w:t>
       </w:r>
     </w:p>
@@ -1452,11 +1543,7 @@
         <w:jc w:val="both"/>
       </w:pPr>
       <w:r>
-        <w:t xml:space="preserve">В рамках лабораторной работы №3 по дисциплине «Управление IT-проектами» была выполнена оценка проекта «Электронный журнал успеваемости» методом «снизу вверх» с использованием трёхточечной оценки (оптимистической, наиболее вероятной и пессимистической). На </w:t>
-      </w:r>
-      <w:r>
-        <w:lastRenderedPageBreak/>
-        <w:t>основе ранее созданной матрицы требований проведена детальная декомпозиция работ, определены трудозатраты по каждому требованию и модулю системы, рассчитаны ожидаемые сроки и стоимость реализации с учётом рисков. Применение формулы</w:t>
+        <w:t>В рамках лабораторной работы №3 по дисциплине «Управление IT-проектами» была выполнена оценка проекта «Электронный журнал успеваемости» методом «снизу вверх» с использованием трёхточечной оценки (оптимистической, наиболее вероятной и пессимистической). На основе ранее созданной матрицы требований проведена детальная декомпозиция работ, определены трудозатраты по каждому требованию и модулю системы, рассчитаны ожидаемые сроки и стоимость реализации с учётом рисков. Применение формулы</w:t>
       </w:r>
       <w:r>
         <w:t xml:space="preserve"> о</w:t>

--- a/students/Navruzov Gamzabeg/Laba3/ЛР3. ОЦЕНКА ПРОЕКТА.docx
+++ b/students/Navruzov Gamzabeg/Laba3/ЛР3. ОЦЕНКА ПРОЕКТА.docx
@@ -1025,30 +1025,11 @@
           <w:bCs/>
         </w:rPr>
         <w:lastRenderedPageBreak/>
-        <w:t>Матрица требований</w:t>
-      </w:r>
-    </w:p>
-    <w:p>
-      <w:pPr>
-        <w:pStyle w:val="a3"/>
-        <w:spacing w:before="33"/>
-        <w:jc w:val="center"/>
-        <w:rPr>
-          <w:b/>
-          <w:bCs/>
-        </w:rPr>
-      </w:pPr>
-      <w:r>
-        <w:rPr>
-          <w:b/>
-          <w:bCs/>
-          <w:noProof/>
-        </w:rPr>
         <w:drawing>
-          <wp:inline distT="0" distB="0" distL="0" distR="0" wp14:anchorId="0436B9D5" wp14:editId="5E9D5886">
-            <wp:extent cx="5942965" cy="4591685"/>
+          <wp:inline distT="0" distB="0" distL="0" distR="0" wp14:anchorId="3A56129A" wp14:editId="2EFD9F8F">
+            <wp:extent cx="5942965" cy="4275455"/>
             <wp:effectExtent l="0" t="0" r="635" b="0"/>
-            <wp:docPr id="2059130263" name="Рисунок 1"/>
+            <wp:docPr id="204540179" name="Рисунок 1"/>
             <wp:cNvGraphicFramePr>
               <a:graphicFrameLocks xmlns:a="http://schemas.openxmlformats.org/drawingml/2006/main" noChangeAspect="1"/>
             </wp:cNvGraphicFramePr>
@@ -1056,7 +1037,7 @@
               <a:graphicData uri="http://schemas.openxmlformats.org/drawingml/2006/picture">
                 <pic:pic xmlns:pic="http://schemas.openxmlformats.org/drawingml/2006/picture">
                   <pic:nvPicPr>
-                    <pic:cNvPr id="2059130263" name=""/>
+                    <pic:cNvPr id="204540179" name=""/>
                     <pic:cNvPicPr/>
                   </pic:nvPicPr>
                   <pic:blipFill>
@@ -1068,7 +1049,7 @@
                   <pic:spPr>
                     <a:xfrm>
                       <a:off x="0" y="0"/>
-                      <a:ext cx="5942965" cy="4591685"/>
+                      <a:ext cx="5942965" cy="4275455"/>
                     </a:xfrm>
                     <a:prstGeom prst="rect">
                       <a:avLst/>
@@ -1085,7 +1066,6 @@
       <w:pPr>
         <w:pStyle w:val="a3"/>
         <w:spacing w:before="33"/>
-        <w:jc w:val="center"/>
         <w:rPr>
           <w:b/>
           <w:bCs/>
@@ -1095,13 +1075,12 @@
         <w:rPr>
           <w:b/>
           <w:bCs/>
-          <w:noProof/>
         </w:rPr>
         <w:drawing>
-          <wp:inline distT="0" distB="0" distL="0" distR="0" wp14:anchorId="36FCB30F" wp14:editId="438E4446">
-            <wp:extent cx="5942965" cy="3900805"/>
-            <wp:effectExtent l="0" t="0" r="635" b="4445"/>
-            <wp:docPr id="404916110" name="Рисунок 1"/>
+          <wp:inline distT="0" distB="0" distL="0" distR="0" wp14:anchorId="0565AE67" wp14:editId="2E1A7993">
+            <wp:extent cx="5942965" cy="3733165"/>
+            <wp:effectExtent l="0" t="0" r="635" b="635"/>
+            <wp:docPr id="279529630" name="Рисунок 1"/>
             <wp:cNvGraphicFramePr>
               <a:graphicFrameLocks xmlns:a="http://schemas.openxmlformats.org/drawingml/2006/main" noChangeAspect="1"/>
             </wp:cNvGraphicFramePr>
@@ -1109,7 +1088,7 @@
               <a:graphicData uri="http://schemas.openxmlformats.org/drawingml/2006/picture">
                 <pic:pic xmlns:pic="http://schemas.openxmlformats.org/drawingml/2006/picture">
                   <pic:nvPicPr>
-                    <pic:cNvPr id="404916110" name=""/>
+                    <pic:cNvPr id="279529630" name=""/>
                     <pic:cNvPicPr/>
                   </pic:nvPicPr>
                   <pic:blipFill>
@@ -1121,7 +1100,7 @@
                   <pic:spPr>
                     <a:xfrm>
                       <a:off x="0" y="0"/>
-                      <a:ext cx="5942965" cy="3900805"/>
+                      <a:ext cx="5942965" cy="3733165"/>
                     </a:xfrm>
                     <a:prstGeom prst="rect">
                       <a:avLst/>
@@ -1155,28 +1134,17 @@
           <w:bCs/>
         </w:rPr>
       </w:pPr>
-    </w:p>
-    <w:p>
-      <w:pPr>
-        <w:pStyle w:val="a3"/>
-        <w:spacing w:before="33"/>
-        <w:jc w:val="center"/>
+      <w:r>
         <w:rPr>
           <w:b/>
           <w:bCs/>
         </w:rPr>
-      </w:pPr>
-      <w:r>
-        <w:rPr>
-          <w:b/>
-          <w:bCs/>
-        </w:rPr>
         <w:lastRenderedPageBreak/>
         <w:drawing>
-          <wp:inline distT="0" distB="0" distL="0" distR="0" wp14:anchorId="15BB63A6" wp14:editId="27CE35DE">
-            <wp:extent cx="5942965" cy="2864485"/>
+          <wp:inline distT="0" distB="0" distL="0" distR="0" wp14:anchorId="2778D1EB" wp14:editId="1EE48834">
+            <wp:extent cx="5942965" cy="3224530"/>
             <wp:effectExtent l="0" t="0" r="635" b="0"/>
-            <wp:docPr id="698907968" name="Рисунок 1"/>
+            <wp:docPr id="450551381" name="Рисунок 1"/>
             <wp:cNvGraphicFramePr>
               <a:graphicFrameLocks xmlns:a="http://schemas.openxmlformats.org/drawingml/2006/main" noChangeAspect="1"/>
             </wp:cNvGraphicFramePr>
@@ -1184,7 +1152,7 @@
               <a:graphicData uri="http://schemas.openxmlformats.org/drawingml/2006/picture">
                 <pic:pic xmlns:pic="http://schemas.openxmlformats.org/drawingml/2006/picture">
                   <pic:nvPicPr>
-                    <pic:cNvPr id="698907968" name=""/>
+                    <pic:cNvPr id="450551381" name=""/>
                     <pic:cNvPicPr/>
                   </pic:nvPicPr>
                   <pic:blipFill>
@@ -1196,7 +1164,7 @@
                   <pic:spPr>
                     <a:xfrm>
                       <a:off x="0" y="0"/>
-                      <a:ext cx="5942965" cy="2864485"/>
+                      <a:ext cx="5942965" cy="3224530"/>
                     </a:xfrm>
                     <a:prstGeom prst="rect">
                       <a:avLst/>
@@ -1219,6 +1187,47 @@
           <w:bCs/>
         </w:rPr>
       </w:pPr>
+      <w:r>
+        <w:rPr>
+          <w:b/>
+          <w:bCs/>
+        </w:rPr>
+        <w:drawing>
+          <wp:inline distT="0" distB="0" distL="0" distR="0" wp14:anchorId="53278331" wp14:editId="4B3081C9">
+            <wp:extent cx="5942965" cy="1233805"/>
+            <wp:effectExtent l="0" t="0" r="635" b="4445"/>
+            <wp:docPr id="2071273945" name="Рисунок 1"/>
+            <wp:cNvGraphicFramePr>
+              <a:graphicFrameLocks xmlns:a="http://schemas.openxmlformats.org/drawingml/2006/main" noChangeAspect="1"/>
+            </wp:cNvGraphicFramePr>
+            <a:graphic xmlns:a="http://schemas.openxmlformats.org/drawingml/2006/main">
+              <a:graphicData uri="http://schemas.openxmlformats.org/drawingml/2006/picture">
+                <pic:pic xmlns:pic="http://schemas.openxmlformats.org/drawingml/2006/picture">
+                  <pic:nvPicPr>
+                    <pic:cNvPr id="2071273945" name=""/>
+                    <pic:cNvPicPr/>
+                  </pic:nvPicPr>
+                  <pic:blipFill>
+                    <a:blip r:embed="rId13"/>
+                    <a:stretch>
+                      <a:fillRect/>
+                    </a:stretch>
+                  </pic:blipFill>
+                  <pic:spPr>
+                    <a:xfrm>
+                      <a:off x="0" y="0"/>
+                      <a:ext cx="5942965" cy="1233805"/>
+                    </a:xfrm>
+                    <a:prstGeom prst="rect">
+                      <a:avLst/>
+                    </a:prstGeom>
+                  </pic:spPr>
+                </pic:pic>
+              </a:graphicData>
+            </a:graphic>
+          </wp:inline>
+        </w:drawing>
+      </w:r>
     </w:p>
     <w:p>
       <w:pPr>
@@ -1400,7 +1409,6 @@
       <w:pPr>
         <w:pStyle w:val="a3"/>
         <w:spacing w:before="33"/>
-        <w:jc w:val="center"/>
         <w:rPr>
           <w:b/>
           <w:bCs/>
@@ -1410,128 +1418,18 @@
     <w:p>
       <w:pPr>
         <w:pStyle w:val="a3"/>
-        <w:spacing w:before="33"/>
+        <w:spacing w:line="360" w:lineRule="auto"/>
         <w:jc w:val="center"/>
         <w:rPr>
           <w:b/>
           <w:bCs/>
         </w:rPr>
       </w:pPr>
-    </w:p>
-    <w:p>
-      <w:pPr>
-        <w:pStyle w:val="a3"/>
-        <w:spacing w:before="33"/>
-        <w:jc w:val="center"/>
+      <w:r>
         <w:rPr>
           <w:b/>
           <w:bCs/>
         </w:rPr>
-      </w:pPr>
-    </w:p>
-    <w:p>
-      <w:pPr>
-        <w:pStyle w:val="a3"/>
-        <w:spacing w:before="33"/>
-        <w:jc w:val="center"/>
-        <w:rPr>
-          <w:b/>
-          <w:bCs/>
-        </w:rPr>
-      </w:pPr>
-    </w:p>
-    <w:p>
-      <w:pPr>
-        <w:pStyle w:val="a3"/>
-        <w:spacing w:before="33"/>
-        <w:jc w:val="center"/>
-        <w:rPr>
-          <w:b/>
-          <w:bCs/>
-        </w:rPr>
-      </w:pPr>
-    </w:p>
-    <w:p>
-      <w:pPr>
-        <w:pStyle w:val="a3"/>
-        <w:spacing w:before="33"/>
-        <w:jc w:val="center"/>
-        <w:rPr>
-          <w:b/>
-          <w:bCs/>
-        </w:rPr>
-      </w:pPr>
-    </w:p>
-    <w:p>
-      <w:pPr>
-        <w:pStyle w:val="a3"/>
-        <w:spacing w:before="33"/>
-        <w:jc w:val="center"/>
-        <w:rPr>
-          <w:b/>
-          <w:bCs/>
-        </w:rPr>
-      </w:pPr>
-    </w:p>
-    <w:p>
-      <w:pPr>
-        <w:pStyle w:val="a3"/>
-        <w:spacing w:before="33"/>
-        <w:jc w:val="center"/>
-        <w:rPr>
-          <w:b/>
-          <w:bCs/>
-        </w:rPr>
-      </w:pPr>
-    </w:p>
-    <w:p>
-      <w:pPr>
-        <w:pStyle w:val="a3"/>
-        <w:spacing w:before="33"/>
-        <w:jc w:val="center"/>
-        <w:rPr>
-          <w:b/>
-          <w:bCs/>
-        </w:rPr>
-      </w:pPr>
-    </w:p>
-    <w:p>
-      <w:pPr>
-        <w:pStyle w:val="a3"/>
-        <w:spacing w:before="33"/>
-        <w:jc w:val="center"/>
-        <w:rPr>
-          <w:b/>
-          <w:bCs/>
-        </w:rPr>
-      </w:pPr>
-    </w:p>
-    <w:p>
-      <w:pPr>
-        <w:pStyle w:val="a3"/>
-        <w:spacing w:before="33"/>
-        <w:rPr>
-          <w:b/>
-          <w:bCs/>
-        </w:rPr>
-      </w:pPr>
-    </w:p>
-    <w:p>
-      <w:pPr>
-        <w:pStyle w:val="a3"/>
-        <w:spacing w:line="360" w:lineRule="auto"/>
-        <w:jc w:val="center"/>
-        <w:rPr>
-          <w:b/>
-          <w:bCs/>
-        </w:rPr>
-      </w:pPr>
-      <w:r>
-        <w:rPr>
-          <w:b/>
-          <w:bCs/>
-        </w:rPr>
-        <w:lastRenderedPageBreak/>
         <w:t>ВЫВОД</w:t>
       </w:r>
     </w:p>
@@ -1543,7 +1441,11 @@
         <w:jc w:val="both"/>
       </w:pPr>
       <w:r>
-        <w:t>В рамках лабораторной работы №3 по дисциплине «Управление IT-проектами» была выполнена оценка проекта «Электронный журнал успеваемости» методом «снизу вверх» с использованием трёхточечной оценки (оптимистической, наиболее вероятной и пессимистической). На основе ранее созданной матрицы требований проведена детальная декомпозиция работ, определены трудозатраты по каждому требованию и модулю системы, рассчитаны ожидаемые сроки и стоимость реализации с учётом рисков. Применение формулы</w:t>
+        <w:t xml:space="preserve">В рамках лабораторной работы №3 по дисциплине «Управление IT-проектами» была выполнена оценка проекта «Электронный журнал </w:t>
+      </w:r>
+      <w:r>
+        <w:lastRenderedPageBreak/>
+        <w:t>успеваемости» методом «снизу вверх» с использованием трёхточечной оценки (оптимистической, наиболее вероятной и пессимистической). На основе ранее созданной матрицы требований проведена детальная декомпозиция работ, определены трудозатраты по каждому требованию и модулю системы, рассчитаны ожидаемые сроки и стоимость реализации с учётом рисков. Применение формулы</w:t>
       </w:r>
       <w:r>
         <w:t xml:space="preserve"> о</w:t>

--- a/students/Navruzov Gamzabeg/Laba3/ЛР3. ОЦЕНКА ПРОЕКТА.docx
+++ b/students/Navruzov Gamzabeg/Laba3/ЛР3. ОЦЕНКА ПРОЕКТА.docx
@@ -307,38 +307,97 @@
     </w:p>
     <w:p>
       <w:pPr>
-        <w:pStyle w:val="a3"/>
-      </w:pPr>
-    </w:p>
-    <w:p>
-      <w:pPr>
-        <w:pStyle w:val="a3"/>
-      </w:pPr>
-    </w:p>
-    <w:p>
-      <w:pPr>
-        <w:pStyle w:val="a3"/>
-      </w:pPr>
-    </w:p>
-    <w:p>
-      <w:pPr>
-        <w:pStyle w:val="a3"/>
-      </w:pPr>
-    </w:p>
-    <w:p>
-      <w:pPr>
-        <w:pStyle w:val="a3"/>
-      </w:pPr>
-    </w:p>
-    <w:p>
-      <w:pPr>
-        <w:pStyle w:val="a3"/>
-      </w:pPr>
-    </w:p>
-    <w:p>
-      <w:pPr>
-        <w:pStyle w:val="a3"/>
-      </w:pPr>
+        <w:spacing w:line="360" w:lineRule="auto"/>
+        <w:rPr>
+          <w:sz w:val="28"/>
+          <w:szCs w:val="28"/>
+        </w:rPr>
+      </w:pPr>
+    </w:p>
+    <w:p>
+      <w:pPr>
+        <w:spacing w:line="360" w:lineRule="auto"/>
+        <w:jc w:val="right"/>
+        <w:rPr>
+          <w:sz w:val="28"/>
+          <w:szCs w:val="28"/>
+        </w:rPr>
+      </w:pPr>
+      <w:r>
+        <w:rPr>
+          <w:sz w:val="28"/>
+          <w:szCs w:val="28"/>
+        </w:rPr>
+        <w:t>Выполнил: студент группы ИЭ-23</w:t>
+      </w:r>
+    </w:p>
+    <w:p>
+      <w:pPr>
+        <w:spacing w:line="360" w:lineRule="auto"/>
+        <w:jc w:val="right"/>
+        <w:rPr>
+          <w:sz w:val="28"/>
+          <w:szCs w:val="28"/>
+        </w:rPr>
+      </w:pPr>
+      <w:r>
+        <w:rPr>
+          <w:sz w:val="28"/>
+          <w:szCs w:val="28"/>
+        </w:rPr>
+        <w:t xml:space="preserve">Наврузов </w:t>
+      </w:r>
+      <w:proofErr w:type="spellStart"/>
+      <w:r>
+        <w:rPr>
+          <w:sz w:val="28"/>
+          <w:szCs w:val="28"/>
+        </w:rPr>
+        <w:t>Гамзабег</w:t>
+      </w:r>
+      <w:proofErr w:type="spellEnd"/>
+      <w:r>
+        <w:rPr>
+          <w:sz w:val="28"/>
+          <w:szCs w:val="28"/>
+        </w:rPr>
+        <w:t xml:space="preserve"> </w:t>
+      </w:r>
+      <w:proofErr w:type="spellStart"/>
+      <w:r>
+        <w:rPr>
+          <w:sz w:val="28"/>
+          <w:szCs w:val="28"/>
+        </w:rPr>
+        <w:t>Зарикович</w:t>
+      </w:r>
+      <w:proofErr w:type="spellEnd"/>
+    </w:p>
+    <w:p>
+      <w:pPr>
+        <w:spacing w:line="360" w:lineRule="auto"/>
+        <w:rPr>
+          <w:sz w:val="28"/>
+          <w:szCs w:val="28"/>
+        </w:rPr>
+      </w:pPr>
+    </w:p>
+    <w:p>
+      <w:pPr>
+        <w:spacing w:line="360" w:lineRule="auto"/>
+        <w:jc w:val="right"/>
+        <w:rPr>
+          <w:sz w:val="28"/>
+          <w:szCs w:val="28"/>
+        </w:rPr>
+      </w:pPr>
+      <w:r>
+        <w:rPr>
+          <w:sz w:val="28"/>
+          <w:szCs w:val="28"/>
+        </w:rPr>
+        <w:t>Проверил: ________________________</w:t>
+      </w:r>
     </w:p>
     <w:p>
       <w:pPr>
@@ -1002,34 +1061,33 @@
         <w:pStyle w:val="a3"/>
         <w:spacing w:line="360" w:lineRule="auto"/>
         <w:ind w:firstLine="709"/>
-        <w:sectPr>
-          <w:pgSz w:w="11910" w:h="16840"/>
-          <w:pgMar w:top="1040" w:right="708" w:bottom="1320" w:left="1700" w:header="0" w:footer="1138" w:gutter="0"/>
-          <w:cols w:space="720"/>
-        </w:sectPr>
-      </w:pPr>
-    </w:p>
-    <w:p>
-      <w:pPr>
-        <w:pStyle w:val="a3"/>
-        <w:spacing w:before="33"/>
-        <w:jc w:val="center"/>
-        <w:rPr>
-          <w:b/>
-          <w:bCs/>
-        </w:rPr>
-      </w:pPr>
-      <w:r>
-        <w:rPr>
-          <w:b/>
-          <w:bCs/>
-        </w:rPr>
-        <w:lastRenderedPageBreak/>
+      </w:pPr>
+    </w:p>
+    <w:p>
+      <w:pPr>
+        <w:pStyle w:val="a3"/>
+        <w:spacing w:line="360" w:lineRule="auto"/>
+        <w:ind w:firstLine="709"/>
+      </w:pPr>
+    </w:p>
+    <w:p>
+      <w:pPr>
+        <w:pStyle w:val="a3"/>
+        <w:spacing w:line="360" w:lineRule="auto"/>
+        <w:ind w:firstLine="709"/>
+        <w:rPr>
+          <w:lang w:val="en-US"/>
+        </w:rPr>
+      </w:pPr>
+      <w:r>
+        <w:rPr>
+          <w:noProof/>
+        </w:rPr>
         <w:drawing>
-          <wp:inline distT="0" distB="0" distL="0" distR="0" wp14:anchorId="3A56129A" wp14:editId="2EFD9F8F">
-            <wp:extent cx="5942965" cy="4275455"/>
-            <wp:effectExtent l="0" t="0" r="635" b="0"/>
-            <wp:docPr id="204540179" name="Рисунок 1"/>
+          <wp:inline distT="0" distB="0" distL="0" distR="0" wp14:anchorId="216B9165" wp14:editId="136E7992">
+            <wp:extent cx="6033770" cy="4327525"/>
+            <wp:effectExtent l="0" t="0" r="5080" b="0"/>
+            <wp:docPr id="1779374326" name="Рисунок 1"/>
             <wp:cNvGraphicFramePr>
               <a:graphicFrameLocks xmlns:a="http://schemas.openxmlformats.org/drawingml/2006/main" noChangeAspect="1"/>
             </wp:cNvGraphicFramePr>
@@ -1037,7 +1095,7 @@
               <a:graphicData uri="http://schemas.openxmlformats.org/drawingml/2006/picture">
                 <pic:pic xmlns:pic="http://schemas.openxmlformats.org/drawingml/2006/picture">
                   <pic:nvPicPr>
-                    <pic:cNvPr id="204540179" name=""/>
+                    <pic:cNvPr id="1779374326" name=""/>
                     <pic:cNvPicPr/>
                   </pic:nvPicPr>
                   <pic:blipFill>
@@ -1049,7 +1107,7 @@
                   <pic:spPr>
                     <a:xfrm>
                       <a:off x="0" y="0"/>
-                      <a:ext cx="5942965" cy="4275455"/>
+                      <a:ext cx="6033770" cy="4327525"/>
                     </a:xfrm>
                     <a:prstGeom prst="rect">
                       <a:avLst/>
@@ -1065,22 +1123,19 @@
     <w:p>
       <w:pPr>
         <w:pStyle w:val="a3"/>
-        <w:spacing w:before="33"/>
-        <w:rPr>
-          <w:b/>
-          <w:bCs/>
-        </w:rPr>
-      </w:pPr>
-      <w:r>
-        <w:rPr>
-          <w:b/>
-          <w:bCs/>
-        </w:rPr>
+        <w:spacing w:line="360" w:lineRule="auto"/>
+        <w:ind w:firstLine="709"/>
+      </w:pPr>
+      <w:r>
+        <w:rPr>
+          <w:noProof/>
+        </w:rPr>
+        <w:lastRenderedPageBreak/>
         <w:drawing>
-          <wp:inline distT="0" distB="0" distL="0" distR="0" wp14:anchorId="0565AE67" wp14:editId="2E1A7993">
-            <wp:extent cx="5942965" cy="3733165"/>
-            <wp:effectExtent l="0" t="0" r="635" b="635"/>
-            <wp:docPr id="279529630" name="Рисунок 1"/>
+          <wp:inline distT="0" distB="0" distL="0" distR="0" wp14:anchorId="79380C1B" wp14:editId="438103B9">
+            <wp:extent cx="6033770" cy="3129280"/>
+            <wp:effectExtent l="0" t="0" r="5080" b="0"/>
+            <wp:docPr id="1744902310" name="Рисунок 1"/>
             <wp:cNvGraphicFramePr>
               <a:graphicFrameLocks xmlns:a="http://schemas.openxmlformats.org/drawingml/2006/main" noChangeAspect="1"/>
             </wp:cNvGraphicFramePr>
@@ -1088,7 +1143,7 @@
               <a:graphicData uri="http://schemas.openxmlformats.org/drawingml/2006/picture">
                 <pic:pic xmlns:pic="http://schemas.openxmlformats.org/drawingml/2006/picture">
                   <pic:nvPicPr>
-                    <pic:cNvPr id="279529630" name=""/>
+                    <pic:cNvPr id="1744902310" name=""/>
                     <pic:cNvPicPr/>
                   </pic:nvPicPr>
                   <pic:blipFill>
@@ -1100,7 +1155,7 @@
                   <pic:spPr>
                     <a:xfrm>
                       <a:off x="0" y="0"/>
-                      <a:ext cx="5942965" cy="3733165"/>
+                      <a:ext cx="6033770" cy="3129280"/>
                     </a:xfrm>
                     <a:prstGeom prst="rect">
                       <a:avLst/>
@@ -1116,35 +1171,15 @@
     <w:p>
       <w:pPr>
         <w:pStyle w:val="a3"/>
-        <w:spacing w:before="33"/>
-        <w:jc w:val="center"/>
-        <w:rPr>
-          <w:b/>
-          <w:bCs/>
-        </w:rPr>
-      </w:pPr>
-    </w:p>
-    <w:p>
-      <w:pPr>
-        <w:pStyle w:val="a3"/>
-        <w:spacing w:before="33"/>
-        <w:jc w:val="center"/>
-        <w:rPr>
-          <w:b/>
-          <w:bCs/>
-        </w:rPr>
-      </w:pPr>
-      <w:r>
-        <w:rPr>
-          <w:b/>
-          <w:bCs/>
-        </w:rPr>
-        <w:lastRenderedPageBreak/>
+        <w:spacing w:line="360" w:lineRule="auto"/>
+        <w:ind w:firstLine="709"/>
+      </w:pPr>
+      <w:r>
         <w:drawing>
-          <wp:inline distT="0" distB="0" distL="0" distR="0" wp14:anchorId="2778D1EB" wp14:editId="1EE48834">
-            <wp:extent cx="5942965" cy="3224530"/>
-            <wp:effectExtent l="0" t="0" r="635" b="0"/>
-            <wp:docPr id="450551381" name="Рисунок 1"/>
+          <wp:inline distT="0" distB="0" distL="0" distR="0" wp14:anchorId="5DC7E097" wp14:editId="623933B5">
+            <wp:extent cx="6033770" cy="3943985"/>
+            <wp:effectExtent l="0" t="0" r="5080" b="0"/>
+            <wp:docPr id="1475429177" name="Рисунок 1"/>
             <wp:cNvGraphicFramePr>
               <a:graphicFrameLocks xmlns:a="http://schemas.openxmlformats.org/drawingml/2006/main" noChangeAspect="1"/>
             </wp:cNvGraphicFramePr>
@@ -1152,7 +1187,7 @@
               <a:graphicData uri="http://schemas.openxmlformats.org/drawingml/2006/picture">
                 <pic:pic xmlns:pic="http://schemas.openxmlformats.org/drawingml/2006/picture">
                   <pic:nvPicPr>
-                    <pic:cNvPr id="450551381" name=""/>
+                    <pic:cNvPr id="1475429177" name=""/>
                     <pic:cNvPicPr/>
                   </pic:nvPicPr>
                   <pic:blipFill>
@@ -1164,7 +1199,7 @@
                   <pic:spPr>
                     <a:xfrm>
                       <a:off x="0" y="0"/>
-                      <a:ext cx="5942965" cy="3224530"/>
+                      <a:ext cx="6033770" cy="3943985"/>
                     </a:xfrm>
                     <a:prstGeom prst="rect">
                       <a:avLst/>
@@ -1180,23 +1215,15 @@
     <w:p>
       <w:pPr>
         <w:pStyle w:val="a3"/>
-        <w:spacing w:before="33"/>
-        <w:jc w:val="center"/>
-        <w:rPr>
-          <w:b/>
-          <w:bCs/>
-        </w:rPr>
-      </w:pPr>
-      <w:r>
-        <w:rPr>
-          <w:b/>
-          <w:bCs/>
-        </w:rPr>
+        <w:spacing w:line="360" w:lineRule="auto"/>
+        <w:ind w:firstLine="709"/>
+      </w:pPr>
+      <w:r>
         <w:drawing>
-          <wp:inline distT="0" distB="0" distL="0" distR="0" wp14:anchorId="53278331" wp14:editId="4B3081C9">
-            <wp:extent cx="5942965" cy="1233805"/>
-            <wp:effectExtent l="0" t="0" r="635" b="4445"/>
-            <wp:docPr id="2071273945" name="Рисунок 1"/>
+          <wp:inline distT="0" distB="0" distL="0" distR="0" wp14:anchorId="37E7DFD7" wp14:editId="446BE9AD">
+            <wp:extent cx="6033770" cy="1251585"/>
+            <wp:effectExtent l="0" t="0" r="5080" b="5715"/>
+            <wp:docPr id="958777618" name="Рисунок 1"/>
             <wp:cNvGraphicFramePr>
               <a:graphicFrameLocks xmlns:a="http://schemas.openxmlformats.org/drawingml/2006/main" noChangeAspect="1"/>
             </wp:cNvGraphicFramePr>
@@ -1204,7 +1231,7 @@
               <a:graphicData uri="http://schemas.openxmlformats.org/drawingml/2006/picture">
                 <pic:pic xmlns:pic="http://schemas.openxmlformats.org/drawingml/2006/picture">
                   <pic:nvPicPr>
-                    <pic:cNvPr id="2071273945" name=""/>
+                    <pic:cNvPr id="958777618" name=""/>
                     <pic:cNvPicPr/>
                   </pic:nvPicPr>
                   <pic:blipFill>
@@ -1216,7 +1243,7 @@
                   <pic:spPr>
                     <a:xfrm>
                       <a:off x="0" y="0"/>
-                      <a:ext cx="5942965" cy="1233805"/>
+                      <a:ext cx="6033770" cy="1251585"/>
                     </a:xfrm>
                     <a:prstGeom prst="rect">
                       <a:avLst/>
@@ -1232,204 +1259,36 @@
     <w:p>
       <w:pPr>
         <w:pStyle w:val="a3"/>
+        <w:spacing w:line="360" w:lineRule="auto"/>
+      </w:pPr>
+    </w:p>
+    <w:p>
+      <w:pPr>
+        <w:pStyle w:val="a3"/>
         <w:spacing w:before="33"/>
-        <w:jc w:val="center"/>
         <w:rPr>
           <w:b/>
           <w:bCs/>
-        </w:rPr>
-      </w:pPr>
-    </w:p>
-    <w:p>
-      <w:pPr>
-        <w:pStyle w:val="a3"/>
-        <w:spacing w:before="33"/>
+          <w:lang w:val="en-US"/>
+        </w:rPr>
+      </w:pPr>
+    </w:p>
+    <w:p>
+      <w:pPr>
+        <w:pStyle w:val="a3"/>
+        <w:spacing w:line="360" w:lineRule="auto"/>
         <w:jc w:val="center"/>
         <w:rPr>
           <w:b/>
           <w:bCs/>
         </w:rPr>
       </w:pPr>
-    </w:p>
-    <w:p>
-      <w:pPr>
-        <w:pStyle w:val="a3"/>
-        <w:spacing w:before="33"/>
-        <w:jc w:val="center"/>
+      <w:r>
         <w:rPr>
           <w:b/>
           <w:bCs/>
         </w:rPr>
-      </w:pPr>
-    </w:p>
-    <w:p>
-      <w:pPr>
-        <w:pStyle w:val="a3"/>
-        <w:spacing w:before="33"/>
-        <w:jc w:val="center"/>
-        <w:rPr>
-          <w:b/>
-          <w:bCs/>
-        </w:rPr>
-      </w:pPr>
-    </w:p>
-    <w:p>
-      <w:pPr>
-        <w:pStyle w:val="a3"/>
-        <w:spacing w:before="33"/>
-        <w:jc w:val="center"/>
-        <w:rPr>
-          <w:b/>
-          <w:bCs/>
-        </w:rPr>
-      </w:pPr>
-    </w:p>
-    <w:p>
-      <w:pPr>
-        <w:pStyle w:val="a3"/>
-        <w:spacing w:before="33"/>
-        <w:jc w:val="center"/>
-        <w:rPr>
-          <w:b/>
-          <w:bCs/>
-        </w:rPr>
-      </w:pPr>
-    </w:p>
-    <w:p>
-      <w:pPr>
-        <w:pStyle w:val="a3"/>
-        <w:spacing w:before="33"/>
-        <w:jc w:val="center"/>
-        <w:rPr>
-          <w:b/>
-          <w:bCs/>
-        </w:rPr>
-      </w:pPr>
-    </w:p>
-    <w:p>
-      <w:pPr>
-        <w:pStyle w:val="a3"/>
-        <w:spacing w:before="33"/>
-        <w:jc w:val="center"/>
-        <w:rPr>
-          <w:b/>
-          <w:bCs/>
-        </w:rPr>
-      </w:pPr>
-    </w:p>
-    <w:p>
-      <w:pPr>
-        <w:pStyle w:val="a3"/>
-        <w:spacing w:before="33"/>
-        <w:jc w:val="center"/>
-        <w:rPr>
-          <w:b/>
-          <w:bCs/>
-        </w:rPr>
-      </w:pPr>
-    </w:p>
-    <w:p>
-      <w:pPr>
-        <w:pStyle w:val="a3"/>
-        <w:spacing w:before="33"/>
-        <w:jc w:val="center"/>
-        <w:rPr>
-          <w:b/>
-          <w:bCs/>
-        </w:rPr>
-      </w:pPr>
-    </w:p>
-    <w:p>
-      <w:pPr>
-        <w:pStyle w:val="a3"/>
-        <w:spacing w:before="33"/>
-        <w:jc w:val="center"/>
-        <w:rPr>
-          <w:b/>
-          <w:bCs/>
-        </w:rPr>
-      </w:pPr>
-    </w:p>
-    <w:p>
-      <w:pPr>
-        <w:pStyle w:val="a3"/>
-        <w:spacing w:before="33"/>
-        <w:jc w:val="center"/>
-        <w:rPr>
-          <w:b/>
-          <w:bCs/>
-        </w:rPr>
-      </w:pPr>
-    </w:p>
-    <w:p>
-      <w:pPr>
-        <w:pStyle w:val="a3"/>
-        <w:spacing w:before="33"/>
-        <w:jc w:val="center"/>
-        <w:rPr>
-          <w:b/>
-          <w:bCs/>
-        </w:rPr>
-      </w:pPr>
-    </w:p>
-    <w:p>
-      <w:pPr>
-        <w:pStyle w:val="a3"/>
-        <w:spacing w:before="33"/>
-        <w:jc w:val="center"/>
-        <w:rPr>
-          <w:b/>
-          <w:bCs/>
-        </w:rPr>
-      </w:pPr>
-    </w:p>
-    <w:p>
-      <w:pPr>
-        <w:pStyle w:val="a3"/>
-        <w:spacing w:before="33"/>
-        <w:jc w:val="center"/>
-        <w:rPr>
-          <w:b/>
-          <w:bCs/>
-        </w:rPr>
-      </w:pPr>
-    </w:p>
-    <w:p>
-      <w:pPr>
-        <w:pStyle w:val="a3"/>
-        <w:spacing w:before="33"/>
-        <w:jc w:val="center"/>
-        <w:rPr>
-          <w:b/>
-          <w:bCs/>
-        </w:rPr>
-      </w:pPr>
-    </w:p>
-    <w:p>
-      <w:pPr>
-        <w:pStyle w:val="a3"/>
-        <w:spacing w:before="33"/>
-        <w:rPr>
-          <w:b/>
-          <w:bCs/>
-        </w:rPr>
-      </w:pPr>
-    </w:p>
-    <w:p>
-      <w:pPr>
-        <w:pStyle w:val="a3"/>
-        <w:spacing w:line="360" w:lineRule="auto"/>
-        <w:jc w:val="center"/>
-        <w:rPr>
-          <w:b/>
-          <w:bCs/>
-        </w:rPr>
-      </w:pPr>
-      <w:r>
-        <w:rPr>
-          <w:b/>
-          <w:bCs/>
-        </w:rPr>
+        <w:lastRenderedPageBreak/>
         <w:t>ВЫВОД</w:t>
       </w:r>
     </w:p>
@@ -1441,11 +1300,21 @@
         <w:jc w:val="both"/>
       </w:pPr>
       <w:r>
-        <w:t xml:space="preserve">В рамках лабораторной работы №3 по дисциплине «Управление IT-проектами» была выполнена оценка проекта «Электронный журнал </w:t>
-      </w:r>
-      <w:r>
-        <w:lastRenderedPageBreak/>
-        <w:t>успеваемости» методом «снизу вверх» с использованием трёхточечной оценки (оптимистической, наиболее вероятной и пессимистической). На основе ранее созданной матрицы требований проведена детальная декомпозиция работ, определены трудозатраты по каждому требованию и модулю системы, рассчитаны ожидаемые сроки и стоимость реализации с учётом рисков. Применение формулы</w:t>
+        <w:t>В рамках лабораторной работы №3 по дисциплине «Управление IT-проектами» была выполнена оценка проекта «</w:t>
+      </w:r>
+      <w:r>
+        <w:t xml:space="preserve">Электронный магазин </w:t>
+      </w:r>
+      <w:proofErr w:type="spellStart"/>
+      <w:r>
+        <w:rPr>
+          <w:lang w:val="en-US"/>
+        </w:rPr>
+        <w:t>NorShop</w:t>
+      </w:r>
+      <w:proofErr w:type="spellEnd"/>
+      <w:r>
+        <w:t>» методом «снизу вверх» с использованием трёхточечной оценки (оптимистической, наиболее вероятной и пессимистической). На основе ранее созданной матрицы требований проведена детальная декомпозиция работ, определены трудозатраты по каждому требованию и модулю системы, рассчитаны ожидаемые сроки и стоимость реализации с учётом рисков. Применение формулы</w:t>
       </w:r>
       <w:r>
         <w:t xml:space="preserve"> о</w:t>

--- a/students/Navruzov Gamzabeg/Laba3/ЛР3. ОЦЕНКА ПРОЕКТА.docx
+++ b/students/Navruzov Gamzabeg/Laba3/ЛР3. ОЦЕНКА ПРОЕКТА.docx
@@ -1081,13 +1081,13 @@
       </w:pPr>
       <w:r>
         <w:rPr>
-          <w:noProof/>
+          <w:lang w:val="en-US"/>
         </w:rPr>
         <w:drawing>
-          <wp:inline distT="0" distB="0" distL="0" distR="0" wp14:anchorId="216B9165" wp14:editId="136E7992">
-            <wp:extent cx="6033770" cy="4327525"/>
-            <wp:effectExtent l="0" t="0" r="5080" b="0"/>
-            <wp:docPr id="1779374326" name="Рисунок 1"/>
+          <wp:inline distT="0" distB="0" distL="0" distR="0" wp14:anchorId="25CDE242" wp14:editId="353BE35E">
+            <wp:extent cx="5942965" cy="3776980"/>
+            <wp:effectExtent l="0" t="0" r="635" b="0"/>
+            <wp:docPr id="1291386925" name="Рисунок 1"/>
             <wp:cNvGraphicFramePr>
               <a:graphicFrameLocks xmlns:a="http://schemas.openxmlformats.org/drawingml/2006/main" noChangeAspect="1"/>
             </wp:cNvGraphicFramePr>
@@ -1095,7 +1095,7 @@
               <a:graphicData uri="http://schemas.openxmlformats.org/drawingml/2006/picture">
                 <pic:pic xmlns:pic="http://schemas.openxmlformats.org/drawingml/2006/picture">
                   <pic:nvPicPr>
-                    <pic:cNvPr id="1779374326" name=""/>
+                    <pic:cNvPr id="1291386925" name=""/>
                     <pic:cNvPicPr/>
                   </pic:nvPicPr>
                   <pic:blipFill>
@@ -1107,7 +1107,7 @@
                   <pic:spPr>
                     <a:xfrm>
                       <a:off x="0" y="0"/>
-                      <a:ext cx="6033770" cy="4327525"/>
+                      <a:ext cx="5942965" cy="3776980"/>
                     </a:xfrm>
                     <a:prstGeom prst="rect">
                       <a:avLst/>
@@ -1175,6 +1175,9 @@
         <w:ind w:firstLine="709"/>
       </w:pPr>
       <w:r>
+        <w:rPr>
+          <w:noProof/>
+        </w:rPr>
         <w:drawing>
           <wp:inline distT="0" distB="0" distL="0" distR="0" wp14:anchorId="5DC7E097" wp14:editId="623933B5">
             <wp:extent cx="6033770" cy="3943985"/>
@@ -1219,6 +1222,9 @@
         <w:ind w:firstLine="709"/>
       </w:pPr>
       <w:r>
+        <w:rPr>
+          <w:noProof/>
+        </w:rPr>
         <w:drawing>
           <wp:inline distT="0" distB="0" distL="0" distR="0" wp14:anchorId="37E7DFD7" wp14:editId="446BE9AD">
             <wp:extent cx="6033770" cy="1251585"/>

--- a/students/Navruzov Gamzabeg/Laba3/ЛР3. ОЦЕНКА ПРОЕКТА.docx
+++ b/students/Navruzov Gamzabeg/Laba3/ЛР3. ОЦЕНКА ПРОЕКТА.docx
@@ -1084,10 +1084,10 @@
           <w:lang w:val="en-US"/>
         </w:rPr>
         <w:drawing>
-          <wp:inline distT="0" distB="0" distL="0" distR="0" wp14:anchorId="25CDE242" wp14:editId="353BE35E">
-            <wp:extent cx="5942965" cy="3776980"/>
-            <wp:effectExtent l="0" t="0" r="635" b="0"/>
-            <wp:docPr id="1291386925" name="Рисунок 1"/>
+          <wp:inline distT="0" distB="0" distL="0" distR="0" wp14:anchorId="142E0DFE" wp14:editId="7785AC00">
+            <wp:extent cx="5942965" cy="3348990"/>
+            <wp:effectExtent l="0" t="0" r="635" b="3810"/>
+            <wp:docPr id="475421796" name="Рисунок 1"/>
             <wp:cNvGraphicFramePr>
               <a:graphicFrameLocks xmlns:a="http://schemas.openxmlformats.org/drawingml/2006/main" noChangeAspect="1"/>
             </wp:cNvGraphicFramePr>
@@ -1095,7 +1095,7 @@
               <a:graphicData uri="http://schemas.openxmlformats.org/drawingml/2006/picture">
                 <pic:pic xmlns:pic="http://schemas.openxmlformats.org/drawingml/2006/picture">
                   <pic:nvPicPr>
-                    <pic:cNvPr id="1291386925" name=""/>
+                    <pic:cNvPr id="475421796" name=""/>
                     <pic:cNvPicPr/>
                   </pic:nvPicPr>
                   <pic:blipFill>
@@ -1107,7 +1107,7 @@
                   <pic:spPr>
                     <a:xfrm>
                       <a:off x="0" y="0"/>
-                      <a:ext cx="5942965" cy="3776980"/>
+                      <a:ext cx="5942965" cy="3348990"/>
                     </a:xfrm>
                     <a:prstGeom prst="rect">
                       <a:avLst/>

--- a/students/Navruzov Gamzabeg/Laba3/ЛР3. ОЦЕНКА ПРОЕКТА.docx
+++ b/students/Navruzov Gamzabeg/Laba3/ЛР3. ОЦЕНКА ПРОЕКТА.docx
@@ -345,33 +345,8 @@
           <w:sz w:val="28"/>
           <w:szCs w:val="28"/>
         </w:rPr>
-        <w:t xml:space="preserve">Наврузов </w:t>
-      </w:r>
-      <w:proofErr w:type="spellStart"/>
-      <w:r>
-        <w:rPr>
-          <w:sz w:val="28"/>
-          <w:szCs w:val="28"/>
-        </w:rPr>
-        <w:t>Гамзабег</w:t>
-      </w:r>
-      <w:proofErr w:type="spellEnd"/>
-      <w:r>
-        <w:rPr>
-          <w:sz w:val="28"/>
-          <w:szCs w:val="28"/>
-        </w:rPr>
-        <w:t xml:space="preserve"> </w:t>
-      </w:r>
-      <w:proofErr w:type="spellStart"/>
-      <w:r>
-        <w:rPr>
-          <w:sz w:val="28"/>
-          <w:szCs w:val="28"/>
-        </w:rPr>
-        <w:t>Зарикович</w:t>
-      </w:r>
-      <w:proofErr w:type="spellEnd"/>
+        <w:t>Наврузов Гамзабег Зарикович</w:t>
+      </w:r>
     </w:p>
     <w:p>
       <w:pPr>
@@ -606,38 +581,14 @@
             <w:color w:val="0462C1"/>
             <w:u w:val="single" w:color="0462C1"/>
           </w:rPr>
-          <w:t xml:space="preserve">в папке преподавателя на </w:t>
-        </w:r>
-        <w:proofErr w:type="spellStart"/>
-        <w:r>
-          <w:rPr>
-            <w:color w:val="0462C1"/>
-            <w:u w:val="single" w:color="0462C1"/>
-          </w:rPr>
-          <w:t>ftp</w:t>
-        </w:r>
-        <w:proofErr w:type="spellEnd"/>
-        <w:r>
-          <w:rPr>
-            <w:color w:val="0462C1"/>
-            <w:u w:val="single" w:color="0462C1"/>
-          </w:rPr>
-          <w:t>-сайте кафедры ВТ ТПУ</w:t>
+          <w:t>в папке преподавателя на ftp-сайте кафедры ВТ ТПУ</w:t>
         </w:r>
         <w:r>
           <w:t>:</w:t>
         </w:r>
       </w:hyperlink>
       <w:r>
-        <w:t xml:space="preserve"> «3_Шаблон - Оценка проекта .</w:t>
-      </w:r>
-      <w:proofErr w:type="spellStart"/>
-      <w:r>
-        <w:t>xlsx</w:t>
-      </w:r>
-      <w:proofErr w:type="spellEnd"/>
-      <w:r>
-        <w:t>».</w:t>
+        <w:t xml:space="preserve"> «3_Шаблон - Оценка проекта .xlsx».</w:t>
       </w:r>
     </w:p>
     <w:p>
@@ -1076,11 +1027,13 @@
         <w:spacing w:line="360" w:lineRule="auto"/>
         <w:ind w:firstLine="709"/>
         <w:rPr>
+          <w:noProof/>
           <w:lang w:val="en-US"/>
         </w:rPr>
       </w:pPr>
       <w:r>
         <w:rPr>
+          <w:noProof/>
           <w:lang w:val="en-US"/>
         </w:rPr>
         <w:drawing>
@@ -1118,6 +1071,50 @@
             </a:graphic>
           </wp:inline>
         </w:drawing>
+      </w:r>
+    </w:p>
+    <w:p>
+      <w:pPr>
+        <w:rPr>
+          <w:lang w:val="en-US"/>
+        </w:rPr>
+      </w:pPr>
+    </w:p>
+    <w:p>
+      <w:pPr>
+        <w:rPr>
+          <w:noProof/>
+          <w:sz w:val="28"/>
+          <w:szCs w:val="28"/>
+          <w:lang w:val="en-US"/>
+        </w:rPr>
+      </w:pPr>
+    </w:p>
+    <w:p>
+      <w:pPr>
+        <w:tabs>
+          <w:tab w:val="left" w:pos="5556"/>
+        </w:tabs>
+        <w:jc w:val="center"/>
+        <w:rPr>
+          <w:sz w:val="28"/>
+          <w:szCs w:val="28"/>
+        </w:rPr>
+      </w:pPr>
+      <w:r>
+        <w:rPr>
+          <w:sz w:val="28"/>
+          <w:szCs w:val="28"/>
+        </w:rPr>
+        <w:t xml:space="preserve">Рисунок 1 - </w:t>
+      </w:r>
+      <w:r>
+        <w:rPr>
+          <w:iCs/>
+          <w:sz w:val="28"/>
+          <w:szCs w:val="28"/>
+        </w:rPr>
+        <w:t>Ожидаемая оценка</w:t>
       </w:r>
     </w:p>
     <w:p>
@@ -1170,19 +1167,64 @@
     </w:p>
     <w:p>
       <w:pPr>
+        <w:tabs>
+          <w:tab w:val="left" w:pos="5556"/>
+        </w:tabs>
+        <w:jc w:val="center"/>
+        <w:rPr>
+          <w:sz w:val="28"/>
+          <w:szCs w:val="28"/>
+        </w:rPr>
+      </w:pPr>
+      <w:r>
+        <w:rPr>
+          <w:sz w:val="28"/>
+          <w:szCs w:val="28"/>
+        </w:rPr>
+        <w:t xml:space="preserve">Рисунок </w:t>
+      </w:r>
+      <w:r>
+        <w:rPr>
+          <w:sz w:val="28"/>
+          <w:szCs w:val="28"/>
+        </w:rPr>
+        <w:t>2</w:t>
+      </w:r>
+      <w:r>
+        <w:rPr>
+          <w:sz w:val="28"/>
+          <w:szCs w:val="28"/>
+        </w:rPr>
+        <w:t xml:space="preserve"> - </w:t>
+      </w:r>
+      <w:r>
+        <w:rPr>
+          <w:iCs/>
+          <w:sz w:val="28"/>
+          <w:szCs w:val="28"/>
+        </w:rPr>
+        <w:t>Ожидаемая оценка</w:t>
+      </w:r>
+    </w:p>
+    <w:p>
+      <w:pPr>
         <w:pStyle w:val="a3"/>
         <w:spacing w:line="360" w:lineRule="auto"/>
         <w:ind w:firstLine="709"/>
       </w:pPr>
-      <w:r>
-        <w:rPr>
-          <w:noProof/>
-        </w:rPr>
+    </w:p>
+    <w:p>
+      <w:pPr>
+        <w:pStyle w:val="a3"/>
+        <w:spacing w:line="360" w:lineRule="auto"/>
+        <w:ind w:firstLine="709"/>
+      </w:pPr>
+      <w:r>
         <w:drawing>
-          <wp:inline distT="0" distB="0" distL="0" distR="0" wp14:anchorId="5DC7E097" wp14:editId="623933B5">
-            <wp:extent cx="6033770" cy="3943985"/>
-            <wp:effectExtent l="0" t="0" r="5080" b="0"/>
-            <wp:docPr id="1475429177" name="Рисунок 1"/>
+          <wp:inline distT="0" distB="0" distL="0" distR="0" wp14:anchorId="30282122" wp14:editId="5ADCDA8A">
+            <wp:extent cx="5942965" cy="3197860"/>
+            <wp:effectExtent l="0" t="0" r="635" b="2540"/>
+            <wp:docPr id="460392753" name="Рисунок 1"/>
             <wp:cNvGraphicFramePr>
               <a:graphicFrameLocks xmlns:a="http://schemas.openxmlformats.org/drawingml/2006/main" noChangeAspect="1"/>
             </wp:cNvGraphicFramePr>
@@ -1190,7 +1232,7 @@
               <a:graphicData uri="http://schemas.openxmlformats.org/drawingml/2006/picture">
                 <pic:pic xmlns:pic="http://schemas.openxmlformats.org/drawingml/2006/picture">
                   <pic:nvPicPr>
-                    <pic:cNvPr id="1475429177" name=""/>
+                    <pic:cNvPr id="460392753" name=""/>
                     <pic:cNvPicPr/>
                   </pic:nvPicPr>
                   <pic:blipFill>
@@ -1202,7 +1244,7 @@
                   <pic:spPr>
                     <a:xfrm>
                       <a:off x="0" y="0"/>
-                      <a:ext cx="6033770" cy="3943985"/>
+                      <a:ext cx="5942965" cy="3197860"/>
                     </a:xfrm>
                     <a:prstGeom prst="rect">
                       <a:avLst/>
@@ -1214,6 +1256,54 @@
           </wp:inline>
         </w:drawing>
       </w:r>
+    </w:p>
+    <w:p>
+      <w:pPr>
+        <w:tabs>
+          <w:tab w:val="left" w:pos="5556"/>
+        </w:tabs>
+        <w:jc w:val="center"/>
+        <w:rPr>
+          <w:sz w:val="28"/>
+          <w:szCs w:val="28"/>
+        </w:rPr>
+      </w:pPr>
+      <w:r>
+        <w:rPr>
+          <w:sz w:val="28"/>
+          <w:szCs w:val="28"/>
+        </w:rPr>
+        <w:t xml:space="preserve">Рисунок </w:t>
+      </w:r>
+      <w:r>
+        <w:rPr>
+          <w:sz w:val="28"/>
+          <w:szCs w:val="28"/>
+        </w:rPr>
+        <w:t>3</w:t>
+      </w:r>
+      <w:r>
+        <w:rPr>
+          <w:sz w:val="28"/>
+          <w:szCs w:val="28"/>
+        </w:rPr>
+        <w:t xml:space="preserve"> - </w:t>
+      </w:r>
+      <w:r>
+        <w:rPr>
+          <w:iCs/>
+          <w:sz w:val="28"/>
+          <w:szCs w:val="28"/>
+        </w:rPr>
+        <w:t>Ожидаемая оценка</w:t>
+      </w:r>
+    </w:p>
+    <w:p>
+      <w:pPr>
+        <w:pStyle w:val="a3"/>
+        <w:spacing w:line="360" w:lineRule="auto"/>
+        <w:ind w:firstLine="709"/>
+      </w:pPr>
     </w:p>
     <w:p>
       <w:pPr>
@@ -1264,6 +1354,47 @@
     </w:p>
     <w:p>
       <w:pPr>
+        <w:tabs>
+          <w:tab w:val="left" w:pos="5556"/>
+        </w:tabs>
+        <w:jc w:val="center"/>
+        <w:rPr>
+          <w:sz w:val="28"/>
+          <w:szCs w:val="28"/>
+        </w:rPr>
+      </w:pPr>
+      <w:r>
+        <w:rPr>
+          <w:sz w:val="28"/>
+          <w:szCs w:val="28"/>
+        </w:rPr>
+        <w:t xml:space="preserve">Рисунок </w:t>
+      </w:r>
+      <w:r>
+        <w:rPr>
+          <w:sz w:val="28"/>
+          <w:szCs w:val="28"/>
+        </w:rPr>
+        <w:t>4</w:t>
+      </w:r>
+      <w:r>
+        <w:rPr>
+          <w:sz w:val="28"/>
+          <w:szCs w:val="28"/>
+        </w:rPr>
+        <w:t xml:space="preserve"> - </w:t>
+      </w:r>
+      <w:r>
+        <w:rPr>
+          <w:iCs/>
+          <w:sz w:val="28"/>
+          <w:szCs w:val="28"/>
+        </w:rPr>
+        <w:t>Ожидаемая оценка</w:t>
+      </w:r>
+    </w:p>
+    <w:p>
+      <w:pPr>
         <w:pStyle w:val="a3"/>
         <w:spacing w:line="360" w:lineRule="auto"/>
       </w:pPr>
@@ -1275,7 +1406,316 @@
         <w:rPr>
           <w:b/>
           <w:bCs/>
-          <w:lang w:val="en-US"/>
+        </w:rPr>
+      </w:pPr>
+    </w:p>
+    <w:p>
+      <w:pPr>
+        <w:pStyle w:val="a3"/>
+        <w:spacing w:before="33"/>
+        <w:rPr>
+          <w:b/>
+          <w:bCs/>
+        </w:rPr>
+      </w:pPr>
+    </w:p>
+    <w:p>
+      <w:pPr>
+        <w:pStyle w:val="a3"/>
+        <w:spacing w:before="33"/>
+        <w:rPr>
+          <w:b/>
+          <w:bCs/>
+        </w:rPr>
+      </w:pPr>
+    </w:p>
+    <w:p>
+      <w:pPr>
+        <w:pStyle w:val="a3"/>
+        <w:spacing w:before="33"/>
+        <w:rPr>
+          <w:b/>
+          <w:bCs/>
+        </w:rPr>
+      </w:pPr>
+    </w:p>
+    <w:p>
+      <w:pPr>
+        <w:pStyle w:val="a3"/>
+        <w:spacing w:before="33"/>
+        <w:rPr>
+          <w:b/>
+          <w:bCs/>
+        </w:rPr>
+      </w:pPr>
+    </w:p>
+    <w:p>
+      <w:pPr>
+        <w:pStyle w:val="a3"/>
+        <w:spacing w:before="33"/>
+        <w:rPr>
+          <w:b/>
+          <w:bCs/>
+        </w:rPr>
+      </w:pPr>
+    </w:p>
+    <w:p>
+      <w:pPr>
+        <w:pStyle w:val="a3"/>
+        <w:spacing w:before="33"/>
+        <w:rPr>
+          <w:b/>
+          <w:bCs/>
+        </w:rPr>
+      </w:pPr>
+    </w:p>
+    <w:p>
+      <w:pPr>
+        <w:pStyle w:val="a3"/>
+        <w:spacing w:before="33"/>
+        <w:rPr>
+          <w:b/>
+          <w:bCs/>
+        </w:rPr>
+      </w:pPr>
+    </w:p>
+    <w:p>
+      <w:pPr>
+        <w:pStyle w:val="a3"/>
+        <w:spacing w:before="33"/>
+        <w:rPr>
+          <w:b/>
+          <w:bCs/>
+        </w:rPr>
+      </w:pPr>
+    </w:p>
+    <w:p>
+      <w:pPr>
+        <w:pStyle w:val="a3"/>
+        <w:spacing w:before="33"/>
+        <w:rPr>
+          <w:b/>
+          <w:bCs/>
+        </w:rPr>
+      </w:pPr>
+    </w:p>
+    <w:p>
+      <w:pPr>
+        <w:pStyle w:val="a3"/>
+        <w:spacing w:before="33"/>
+        <w:rPr>
+          <w:b/>
+          <w:bCs/>
+        </w:rPr>
+      </w:pPr>
+    </w:p>
+    <w:p>
+      <w:pPr>
+        <w:pStyle w:val="a3"/>
+        <w:spacing w:before="33"/>
+        <w:rPr>
+          <w:b/>
+          <w:bCs/>
+        </w:rPr>
+      </w:pPr>
+    </w:p>
+    <w:p>
+      <w:pPr>
+        <w:pStyle w:val="a3"/>
+        <w:spacing w:before="33"/>
+        <w:rPr>
+          <w:b/>
+          <w:bCs/>
+        </w:rPr>
+      </w:pPr>
+    </w:p>
+    <w:p>
+      <w:pPr>
+        <w:pStyle w:val="a3"/>
+        <w:spacing w:before="33"/>
+        <w:rPr>
+          <w:b/>
+          <w:bCs/>
+        </w:rPr>
+      </w:pPr>
+    </w:p>
+    <w:p>
+      <w:pPr>
+        <w:pStyle w:val="a3"/>
+        <w:spacing w:before="33"/>
+        <w:rPr>
+          <w:b/>
+          <w:bCs/>
+        </w:rPr>
+      </w:pPr>
+    </w:p>
+    <w:p>
+      <w:pPr>
+        <w:pStyle w:val="a3"/>
+        <w:spacing w:before="33"/>
+        <w:rPr>
+          <w:b/>
+          <w:bCs/>
+        </w:rPr>
+      </w:pPr>
+    </w:p>
+    <w:p>
+      <w:pPr>
+        <w:pStyle w:val="a3"/>
+        <w:spacing w:before="33"/>
+        <w:rPr>
+          <w:b/>
+          <w:bCs/>
+        </w:rPr>
+      </w:pPr>
+    </w:p>
+    <w:p>
+      <w:pPr>
+        <w:pStyle w:val="a3"/>
+        <w:spacing w:before="33"/>
+        <w:rPr>
+          <w:b/>
+          <w:bCs/>
+        </w:rPr>
+      </w:pPr>
+    </w:p>
+    <w:p>
+      <w:pPr>
+        <w:pStyle w:val="a3"/>
+        <w:spacing w:before="33"/>
+        <w:rPr>
+          <w:b/>
+          <w:bCs/>
+        </w:rPr>
+      </w:pPr>
+    </w:p>
+    <w:p>
+      <w:pPr>
+        <w:pStyle w:val="a3"/>
+        <w:spacing w:before="33"/>
+        <w:rPr>
+          <w:b/>
+          <w:bCs/>
+        </w:rPr>
+      </w:pPr>
+    </w:p>
+    <w:p>
+      <w:pPr>
+        <w:pStyle w:val="a3"/>
+        <w:spacing w:before="33"/>
+        <w:rPr>
+          <w:b/>
+          <w:bCs/>
+        </w:rPr>
+      </w:pPr>
+    </w:p>
+    <w:p>
+      <w:pPr>
+        <w:pStyle w:val="a3"/>
+        <w:spacing w:before="33"/>
+        <w:rPr>
+          <w:b/>
+          <w:bCs/>
+        </w:rPr>
+      </w:pPr>
+    </w:p>
+    <w:p>
+      <w:pPr>
+        <w:pStyle w:val="a3"/>
+        <w:spacing w:before="33"/>
+        <w:rPr>
+          <w:b/>
+          <w:bCs/>
+        </w:rPr>
+      </w:pPr>
+    </w:p>
+    <w:p>
+      <w:pPr>
+        <w:pStyle w:val="a3"/>
+        <w:spacing w:before="33"/>
+        <w:rPr>
+          <w:b/>
+          <w:bCs/>
+        </w:rPr>
+      </w:pPr>
+    </w:p>
+    <w:p>
+      <w:pPr>
+        <w:pStyle w:val="a3"/>
+        <w:spacing w:before="33"/>
+        <w:rPr>
+          <w:b/>
+          <w:bCs/>
+        </w:rPr>
+      </w:pPr>
+    </w:p>
+    <w:p>
+      <w:pPr>
+        <w:pStyle w:val="a3"/>
+        <w:spacing w:before="33"/>
+        <w:rPr>
+          <w:b/>
+          <w:bCs/>
+        </w:rPr>
+      </w:pPr>
+    </w:p>
+    <w:p>
+      <w:pPr>
+        <w:pStyle w:val="a3"/>
+        <w:spacing w:before="33"/>
+        <w:rPr>
+          <w:b/>
+          <w:bCs/>
+        </w:rPr>
+      </w:pPr>
+    </w:p>
+    <w:p>
+      <w:pPr>
+        <w:pStyle w:val="a3"/>
+        <w:spacing w:before="33"/>
+        <w:rPr>
+          <w:b/>
+          <w:bCs/>
+        </w:rPr>
+      </w:pPr>
+    </w:p>
+    <w:p>
+      <w:pPr>
+        <w:pStyle w:val="a3"/>
+        <w:spacing w:before="33"/>
+        <w:rPr>
+          <w:b/>
+          <w:bCs/>
+        </w:rPr>
+      </w:pPr>
+    </w:p>
+    <w:p>
+      <w:pPr>
+        <w:pStyle w:val="a3"/>
+        <w:spacing w:before="33"/>
+        <w:rPr>
+          <w:b/>
+          <w:bCs/>
+        </w:rPr>
+      </w:pPr>
+    </w:p>
+    <w:p>
+      <w:pPr>
+        <w:pStyle w:val="a3"/>
+        <w:spacing w:before="33"/>
+        <w:rPr>
+          <w:b/>
+          <w:bCs/>
+        </w:rPr>
+      </w:pPr>
+    </w:p>
+    <w:p>
+      <w:pPr>
+        <w:pStyle w:val="a3"/>
+        <w:spacing w:before="33"/>
+        <w:rPr>
+          <w:b/>
+          <w:bCs/>
         </w:rPr>
       </w:pPr>
     </w:p>
@@ -1294,7 +1734,6 @@
           <w:b/>
           <w:bCs/>
         </w:rPr>
-        <w:lastRenderedPageBreak/>
         <w:t>ВЫВОД</w:t>
       </w:r>
     </w:p>
@@ -1311,16 +1750,18 @@
       <w:r>
         <w:t xml:space="preserve">Электронный магазин </w:t>
       </w:r>
-      <w:proofErr w:type="spellStart"/>
       <w:r>
         <w:rPr>
           <w:lang w:val="en-US"/>
         </w:rPr>
         <w:t>NorShop</w:t>
       </w:r>
-      <w:proofErr w:type="spellEnd"/>
-      <w:r>
-        <w:t>» методом «снизу вверх» с использованием трёхточечной оценки (оптимистической, наиболее вероятной и пессимистической). На основе ранее созданной матрицы требований проведена детальная декомпозиция работ, определены трудозатраты по каждому требованию и модулю системы, рассчитаны ожидаемые сроки и стоимость реализации с учётом рисков. Применение формулы</w:t>
+      <w:r>
+        <w:t xml:space="preserve">» методом «снизу вверх» с использованием трёхточечной оценки (оптимистической, наиболее вероятной и пессимистической). На основе ранее </w:t>
+      </w:r>
+      <w:r>
+        <w:lastRenderedPageBreak/>
+        <w:t>созданной матрицы требований проведена детальная декомпозиция работ, определены трудозатраты по каждому требованию и модулю системы, рассчитаны ожидаемые сроки и стоимость реализации с учётом рисков. Применение формулы</w:t>
       </w:r>
       <w:r>
         <w:t xml:space="preserve"> о</w:t>
